--- a/amaran_berterusan_1.docx
+++ b/amaran_berterusan_1.docx
@@ -1178,7 +1178,7 @@
           <w:szCs w:val="20"/>
           <w:lang w:val="ms-MY"/>
         </w:rPr>
-        <w:t xml:space="preserve">Saya dengan ini diarah untuk memaklumkan bahawa anak/jagaan tuan/puan {{NAMA}} No KP: {{NO_KP}}   dari Tingkatan {{KELAS}} telah tidak hadir ke sekolah sebanyak </w:t>
+        <w:t xml:space="preserve">Saya dengan ini diarah untuk memaklumkan bahawa anak/jagaan tuan/puan {{NAMA}} No KP: {{NO_KP}}  dari Tingkatan {{KELAS}} telah tidak hadir ke sekolah sebanyak </w:t>
       </w:r>
       <w:r>
         <w:rPr>
@@ -1200,7 +1200,7 @@
           <w:szCs w:val="20"/>
           <w:lang w:val="ms-MY"/>
         </w:rPr>
-        <w:t xml:space="preserve"> iaitu dari {{TARIKH_MULA}}  hingga   {{TARIKH_AKHIR}}</w:t>
+        <w:t xml:space="preserve"> iaitu dari {{TARIKH_MULA}} hingga  {{TARIKH_AKHIR}}</w:t>
       </w:r>
     </w:p>
     <w:p>
@@ -2027,7 +2027,7 @@
           <w:color w:val="262626"/>
           <w:lang w:val="ms-MY"/>
         </w:rPr>
-        <w:t xml:space="preserve">Terima kasih atas surat tuan bil. SMKG.700-7/2/2 ({{SIRI}}) bertarikh {{TARIKH_SURAT}}</w:t>
+        <w:t xml:space="preserve">Terima kasih atas surat tuan bil. SMKG.700-7/2/2/1 ({{SIRI}}) bertarikh {{TARIKH_SURAT}}</w:t>
       </w:r>
     </w:p>
     <w:p>
@@ -2069,7 +2069,7 @@
           <w:lang w:val="ms-MY"/>
         </w:rPr>
         <w:tab/>
-        <w:t xml:space="preserve">Anak/jagaan saya {{NAMA}} No. KP : {{NO_KP}}  dari Tingkatan {{KELAS}} telah tidak hadir ke sekolah sebanyak 3 hari secara berterusan kerana .........................................................................................................................................................................................................................................................................................................................................................................................................................................................</w:t>
+        <w:t xml:space="preserve">Anak/jagaan saya {{NAMA}} No. KP : {{NO_KP}} dari Tingkatan {{KELAS}} telah tidak hadir ke sekolah sebanyak 3 hari secara berterusan kerana .........................................................................................................................................................................................................................................................................................................................................................................................................................................................</w:t>
       </w:r>
     </w:p>
     <w:p>
